--- a/Template Jurnal_JPSTTD__.docx
+++ b/Template Jurnal_JPSTTD__.docx
@@ -2025,7 +2025,7 @@
               </wp:anchor>
             </w:drawing>
           </mc:Choice>
-          <mc:Fallback xmlns:w16du="http://schemas.microsoft.com/office/word/2023/wordml/word16du" xmlns:w16sdtfl="http://schemas.microsoft.com/office/word/2024/wordml/sdtformatlock">
+          <mc:Fallback xmlns:w16sdtfl="http://schemas.microsoft.com/office/word/2024/wordml/sdtformatlock" xmlns:w16du="http://schemas.microsoft.com/office/word/2023/wordml/word16du">
             <w:pict>
               <v:shape w14:anchorId="1E7612DA" id="docshape165" o:spid="_x0000_s1026" style="position:absolute;margin-left:146.8pt;margin-top:33.8pt;width:173.2pt;height:.4pt;z-index:-251656192;visibility:visible;mso-wrap-style:square;mso-width-percent:0;mso-height-percent:0;mso-wrap-distance-left:9pt;mso-wrap-distance-top:0;mso-wrap-distance-right:9pt;mso-wrap-distance-bottom:0;mso-position-horizontal:absolute;mso-position-horizontal-relative:page;mso-position-vertical:absolute;mso-position-vertical-relative:text;mso-width-percent:0;mso-height-percent:0;mso-width-relative:page;mso-height-relative:page;v-text-anchor:top" coordsize="3464,8" o:gfxdata="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" path="m3464,l2528,r-8,l,,,8r2520,l2528,8r936,l3464,xe" fillcolor="black" stroked="f">
                 <v:path arrowok="t" o:connecttype="custom" o:connectlocs="2199640,429260;1605280,429260;1600200,429260;0,429260;0,434340;1600200,434340;1605280,434340;2199640,434340;2199640,429260" o:connectangles="0,0,0,0,0,0,0,0,0"/>
@@ -5017,6 +5017,271 @@
         <w:tabs>
           <w:tab w:val="left" w:pos="1140"/>
         </w:tabs>
+        <w:ind w:left="1140" w:right="-25"/>
+        <w:jc w:val="both"/>
+        <w:rPr>
+          <w:rFonts w:ascii="Times New Roman"/>
+        </w:rPr>
+      </w:pPr>
+    </w:p>
+    <w:p>
+      <w:pPr>
+        <w:tabs>
+          <w:tab w:val="left" w:pos="1140"/>
+        </w:tabs>
+        <w:spacing w:line="344" w:lineRule="exact"/>
+        <w:ind w:left="1134" w:right="-25"/>
+        <w:jc w:val="center"/>
+        <w:rPr>
+          <w:rFonts w:ascii="Times New Roman"/>
+          <w:b/>
+          <w:sz w:val="30"/>
+        </w:rPr>
+      </w:pPr>
+      <w:r>
+        <w:rPr>
+          <w:rFonts w:ascii="Times New Roman"/>
+          <w:b/>
+          <w:sz w:val="30"/>
+        </w:rPr>
+        <w:t>AUTHOR'S CONTRIBUTION</w:t>
+      </w:r>
+    </w:p>
+    <w:p>
+      <w:pPr>
+        <w:spacing w:after="120"/>
+        <w:ind w:left="1134"/>
+        <w:rPr>
+          <w:rFonts w:ascii="Times New Roman"/>
+        </w:rPr>
+      </w:pPr>
+      <w:r>
+        <w:rPr>
+          <w:rFonts w:ascii="Times New Roman"/>
+        </w:rPr>
+        <w:t>[Author Name 1] contributes to [conceptualization, methodology, etc.]; [Author Name 2] contributes to [...]; All authors have read and approved the final manuscript.</w:t>
+      </w:r>
+    </w:p>
+    <w:p>
+      <w:pPr>
+        <w:spacing w:after="120"/>
+        <w:ind w:left="1134"/>
+      </w:pPr>
+    </w:p>
+    <w:p>
+      <w:pPr>
+        <w:tabs>
+          <w:tab w:val="left" w:pos="1140"/>
+        </w:tabs>
+        <w:spacing w:line="344" w:lineRule="exact"/>
+        <w:ind w:left="1134" w:right="-25"/>
+        <w:jc w:val="center"/>
+        <w:rPr>
+          <w:rFonts w:ascii="Times New Roman"/>
+          <w:b/>
+          <w:sz w:val="30"/>
+        </w:rPr>
+      </w:pPr>
+      <w:r>
+        <w:rPr>
+          <w:rFonts w:ascii="Times New Roman"/>
+          <w:b/>
+          <w:sz w:val="30"/>
+        </w:rPr>
+        <w:t>FUNDING</w:t>
+      </w:r>
+    </w:p>
+    <w:p>
+      <w:pPr>
+        <w:spacing w:after="120"/>
+        <w:ind w:left="1134"/>
+        <w:rPr>
+          <w:rFonts w:ascii="Times New Roman"/>
+        </w:rPr>
+      </w:pPr>
+      <w:r>
+        <w:rPr>
+          <w:rFonts w:ascii="Times New Roman"/>
+        </w:rPr>
+        <w:t>This research [did not receive any special funding from any institution / was funded by [name of the funder, grant number if any]].</w:t>
+      </w:r>
+    </w:p>
+    <w:p>
+      <w:pPr>
+        <w:spacing w:after="120"/>
+        <w:ind w:left="1134"/>
+        <w:rPr>
+          <w:rFonts w:ascii="Times New Roman"/>
+        </w:rPr>
+      </w:pPr>
+    </w:p>
+    <w:p>
+      <w:pPr>
+        <w:tabs>
+          <w:tab w:val="left" w:pos="1140"/>
+        </w:tabs>
+        <w:spacing w:line="344" w:lineRule="exact"/>
+        <w:ind w:left="1134" w:right="-25"/>
+        <w:jc w:val="center"/>
+        <w:rPr>
+          <w:rFonts w:ascii="Times New Roman"/>
+          <w:b/>
+          <w:sz w:val="30"/>
+        </w:rPr>
+      </w:pPr>
+      <w:r>
+        <w:rPr>
+          <w:rFonts w:ascii="Times New Roman"/>
+          <w:b/>
+          <w:sz w:val="30"/>
+        </w:rPr>
+        <w:t>CONFLICT OF INTEREST STATEMENT</w:t>
+      </w:r>
+    </w:p>
+    <w:p>
+      <w:pPr>
+        <w:spacing w:after="120"/>
+        <w:ind w:left="1134"/>
+        <w:jc w:val="both"/>
+        <w:rPr>
+          <w:rFonts w:ascii="Times New Roman"/>
+        </w:rPr>
+      </w:pPr>
+      <w:r>
+        <w:rPr>
+          <w:rFonts w:ascii="Times New Roman"/>
+        </w:rPr>
+        <w:t xml:space="preserve">The author is required to disclose any form of conflict of interest, both financial and non-financial, that could potentially affect the research or interpretation of the results. This statement is mandatory. Example statement (choose one, do not change the wording): If there is no conflict of </w:t>
+      </w:r>
+      <w:r>
+        <w:rPr>
+          <w:rFonts w:ascii="Times New Roman"/>
+        </w:rPr>
+        <w:lastRenderedPageBreak/>
+        <w:t>interest: The authors state that they have no known financial or non-financial conflicts of interest, which could be considered to have influenced the results of the research reported in this article. If there is a conflict of interest: The author states that there are the following conflicts of interest: [brief description of the conflict of interest].</w:t>
+      </w:r>
+    </w:p>
+    <w:p>
+      <w:pPr>
+        <w:spacing w:after="120"/>
+        <w:ind w:left="1134"/>
+        <w:rPr>
+          <w:rFonts w:ascii="Times New Roman"/>
+          <w:b/>
+          <w:bCs/>
+        </w:rPr>
+      </w:pPr>
+      <w:r>
+        <w:rPr>
+          <w:rFonts w:ascii="Times New Roman"/>
+          <w:b/>
+          <w:bCs/>
+        </w:rPr>
+        <w:t>GENERATIVE ARTIFICIAL INTELLIGENCE (AI) USAGE STATEMENT</w:t>
+      </w:r>
+    </w:p>
+    <w:p>
+      <w:pPr>
+        <w:spacing w:after="120"/>
+        <w:ind w:left="1134"/>
+        <w:jc w:val="both"/>
+        <w:rPr>
+          <w:rFonts w:ascii="Times New Roman"/>
+        </w:rPr>
+      </w:pPr>
+      <w:r>
+        <w:rPr>
+          <w:rFonts w:ascii="Times New Roman"/>
+        </w:rPr>
+        <w:t>Authors are required to fill out this section only when generative artificial intelligence (AI) or AI-assisted technologies are used in the writing process (e.g. for language editing or text readability). The use of AI tools for data analysis, interpretation, or the drawing of scientific conclusions is not covered by this statement. If there is no use of generative AI, this section must be REMOVED COMPLETELY from the manuscript. Example statement (select one, do not change the redaction):</w:t>
+      </w:r>
+    </w:p>
+    <w:p>
+      <w:pPr>
+        <w:spacing w:after="120"/>
+        <w:ind w:left="1134"/>
+        <w:rPr>
+          <w:rFonts w:ascii="Times New Roman"/>
+          <w:b/>
+          <w:bCs/>
+        </w:rPr>
+      </w:pPr>
+      <w:r>
+        <w:rPr>
+          <w:rFonts w:ascii="Times New Roman"/>
+          <w:b/>
+          <w:bCs/>
+        </w:rPr>
+        <w:t>If generative AI is used:</w:t>
+      </w:r>
+    </w:p>
+    <w:p>
+      <w:pPr>
+        <w:spacing w:after="120"/>
+        <w:ind w:left="1134"/>
+        <w:jc w:val="both"/>
+        <w:rPr>
+          <w:rFonts w:ascii="Times New Roman"/>
+        </w:rPr>
+      </w:pPr>
+      <w:r>
+        <w:rPr>
+          <w:rFonts w:ascii="Times New Roman"/>
+        </w:rPr>
+        <w:t>During the preparation of this manuscript, the author uses [name of tool/service] to improve the clarity and readability of the text. The output produced by the tool has been carefully reviewed and edited by the author, who is solely responsible for the content of this article. All substantive intellectual contributions, including conceptualization, analysis, interpretation of data, and final decisions regarding content, arguments, and conclusions, are made entirely by the author. The author is solely responsible for the integrity, originality, and academic quality of this article.</w:t>
+      </w:r>
+    </w:p>
+    <w:p>
+      <w:pPr>
+        <w:spacing w:after="120"/>
+        <w:ind w:left="1134"/>
+        <w:rPr>
+          <w:rFonts w:ascii="Times New Roman"/>
+          <w:b/>
+          <w:bCs/>
+        </w:rPr>
+      </w:pPr>
+      <w:r>
+        <w:rPr>
+          <w:rFonts w:ascii="Times New Roman"/>
+          <w:b/>
+          <w:bCs/>
+        </w:rPr>
+        <w:t>If generative AI isn't used:</w:t>
+      </w:r>
+    </w:p>
+    <w:p>
+      <w:pPr>
+        <w:spacing w:after="120"/>
+        <w:ind w:left="1134"/>
+        <w:rPr>
+          <w:rFonts w:ascii="Times New Roman"/>
+        </w:rPr>
+      </w:pPr>
+      <w:r>
+        <w:rPr>
+          <w:rFonts w:ascii="Times New Roman"/>
+        </w:rPr>
+        <w:t>(Delete this section completely).</w:t>
+      </w:r>
+    </w:p>
+    <w:p>
+      <w:pPr>
+        <w:tabs>
+          <w:tab w:val="left" w:pos="1140"/>
+        </w:tabs>
+        <w:ind w:left="1140" w:right="-25"/>
+        <w:jc w:val="both"/>
+        <w:rPr>
+          <w:rFonts w:ascii="Times New Roman"/>
+        </w:rPr>
+      </w:pPr>
+    </w:p>
+    <w:p>
+      <w:pPr>
+        <w:tabs>
+          <w:tab w:val="left" w:pos="1140"/>
+        </w:tabs>
         <w:spacing w:before="1" w:line="344" w:lineRule="exact"/>
         <w:ind w:left="1134" w:right="-25"/>
         <w:jc w:val="center"/>
@@ -5324,7 +5589,6 @@
         <w:rPr>
           <w:rFonts w:ascii="Times New Roman" w:hAnsi="Times New Roman"/>
         </w:rPr>
-        <w:lastRenderedPageBreak/>
         <w:t xml:space="preserve">Latour, Bruno. 2005 “From real politics to Dingpolitik or How to make things public”. In </w:t>
       </w:r>
       <w:r>
@@ -5637,6 +5901,7 @@
         <w:rPr>
           <w:rFonts w:ascii="Times New Roman" w:hAnsi="Times New Roman"/>
         </w:rPr>
+        <w:lastRenderedPageBreak/>
         <w:t>Author, “Title”. Patent number, month day, year.</w:t>
       </w:r>
     </w:p>
@@ -7294,7 +7559,16 @@
               <w:sz w:val="18"/>
               <w:szCs w:val="18"/>
             </w:rPr>
-            <w:t>Jurnal Penelitian Sekolah Tinggi Transportasi Darat</w:t>
+            <w:t xml:space="preserve">Jurnal </w:t>
+          </w:r>
+          <w:r>
+            <w:rPr>
+              <w:rFonts w:ascii="Candara" w:eastAsia="Candara" w:hAnsi="Candara" w:cs="Candara"/>
+              <w:color w:val="5B9BD5"/>
+              <w:sz w:val="18"/>
+              <w:szCs w:val="18"/>
+            </w:rPr>
+            <w:t>Penelitian Sekolah Tinggi Transportasi Darat</w:t>
           </w:r>
         </w:p>
         <w:p>
@@ -8377,7 +8651,6 @@
   <w:style w:type="character" w:default="1" w:styleId="DefaultParagraphFont">
     <w:name w:val="Default Paragraph Font"/>
     <w:uiPriority w:val="1"/>
-    <w:semiHidden/>
     <w:unhideWhenUsed/>
   </w:style>
   <w:style w:type="table" w:default="1" w:styleId="TableNormal">
